--- a/public/assets/abel_ghebrezadik_cv.docx
+++ b/public/assets/abel_ghebrezadik_cv.docx
@@ -1410,7 +1410,7 @@
           <w:rFonts w:ascii="Arial" w:hAnsi="Arial"/>
           <w:sz w:val="18"/>
         </w:rPr>
-        <w:t>Go API on PostgreSQL and Redis with a contract-first OpenAPI /v2, Stripe payments, WebSockets and a retry-safe job queue; React Native passenger and driver apps, a native Kotlin Android app under way, and a Next.js site and operator portal.</w:t>
+        <w:t>Go API on PostgreSQL, Redis and NATS with a contract-first OpenAPI /v2, Stripe payments, WebSockets and a retry-safe job queue; React Native passenger and driver apps, a native Kotlin Android app under way, and a Next.js site and operator portal.</w:t>
       </w:r>
     </w:p>
     <w:p>
@@ -1460,7 +1460,7 @@
           <w:rFonts w:ascii="Arial" w:hAnsi="Arial"/>
           <w:sz w:val="18"/>
         </w:rPr>
-        <w:t>Wedding website builder with templates, a live-preview editor, RSVPs, a drag-and-drop seating chart and email and SMS broadcasts. TypeScript, Next.js, PostgreSQL, AWS.</w:t>
+        <w:t>Wedding website builder with templates, a live-preview editor, RSVPs, a drag-and-drop seating chart and email and SMS broadcasts. TypeScript, Next.js, PostgreSQL with Drizzle, Redis, Stripe, Cloudflare R2, on Railway.</w:t>
       </w:r>
     </w:p>
     <w:p>

--- a/public/assets/abel_ghebrezadik_cv.docx
+++ b/public/assets/abel_ghebrezadik_cv.docx
@@ -314,7 +314,7 @@
           <w:rFonts w:ascii="Arial" w:hAnsi="Arial"/>
           <w:sz w:val="18"/>
         </w:rPr>
-        <w:t>Cut API latency by up to 8s with Lambda warm-up pings and provisioned concurrency to remove cold starts (94% hit rate).</w:t>
+        <w:t>Cut average API latency from 14s to 2s with Lambda warm-up pings and provisioned concurrency to remove cold starts (94% hit rate).</w:t>
       </w:r>
     </w:p>
     <w:p>

--- a/public/assets/abel_ghebrezadik_cv.docx
+++ b/public/assets/abel_ghebrezadik_cv.docx
@@ -101,7 +101,7 @@
       </w:pPr>
       <w:r>
         <w:rPr/>
-        <w:t>Lead / Senior Software Engineer with 10 years' experience building backend systems and products across finance, property, health and gambling. Specialist in C# and .NET on AWS serverless (Lambda, API Gateway, SNS/SQS), with TypeScript, React and Next.js on the front end. Led the backend of a £500k-jackpot multiplayer game inside the William Hill app that scaled to 1 million users, and was technical lead on a project that saved SalaryFinance millions in fines. Leads greenfield builds, clears legacy tech debt and mentors engineers, in permanent and contract roles. BSc Mathematics, University of Southampton.</w:t>
+        <w:t>Lead / Senior Software Engineer with 10 years' experience building backend systems and products across finance, property, health and gambling. Specialist in C# and .NET on AWS serverless (Lambda, API Gateway, SNS/SQS), with TypeScript, React, Angular and Next.js on the front end, and AI features on AWS Bedrock. Led the backend of a £500k-jackpot multiplayer game inside the William Hill app that scaled to 1 million users, and was technical lead on a project that saved SalaryFinance millions in fines. Leads greenfield builds, clears legacy tech debt and mentors engineers, in permanent and contract roles. BSc Mathematics, University of Southampton.</w:t>
       </w:r>
     </w:p>
     <w:p>
@@ -159,7 +159,7 @@
       </w:r>
       <w:r>
         <w:rPr/>
-        <w:t>React, Next.js, Vue.js, Blazor, Tailwind CSS, React Native, Expo, Kotlin (Android), Flutter</w:t>
+        <w:t>React, Angular, Next.js, Vue.js, Blazor, Tailwind CSS, React Native, Expo, Kotlin (Android), Flutter</w:t>
       </w:r>
     </w:p>
     <w:p>
@@ -175,7 +175,7 @@
       </w:r>
       <w:r>
         <w:rPr/>
-        <w:t>AWS (Lambda, API Gateway, SNS, SQS, CloudFormation), serverless, Azure, Docker, Terraform, GitHub Actions, CI/CD, Railway, Vercel, Cloudflare</w:t>
+        <w:t>AWS (Lambda, Bedrock, API Gateway, SNS, SQS, CloudFormation), serverless, Azure, Docker, Terraform, GitHub Actions, CI/CD, Railway, Vercel, Cloudflare</w:t>
       </w:r>
     </w:p>
     <w:p>
@@ -288,7 +288,59 @@
       </w:r>
       <w:r>
         <w:rPr/>
-        <w:t>C#, .NET, TypeScript, React, Snowflake, MySQL, Redis, Kafka, gRPC, AWS Lambda</w:t>
+        <w:t>C#, .NET, TypeScript, Angular, React, AWS Bedrock, AWS Lambda, Snowflake, MySQL, Redis, Kafka, gRPC</w:t>
+      </w:r>
+    </w:p>
+    <w:p>
+      <w:pPr>
+        <w:pStyle w:val="ListParagraph"/>
+        <w:numPr>
+          <w:ilvl w:val="0"/>
+          <w:numId w:val="1"/>
+        </w:numPr>
+        <w:tabs>
+          <w:tab w:val="left" w:leader="none" w:pos="114"/>
+        </w:tabs>
+        <w:spacing w:before="28" w:after="20" w:line="240" w:lineRule="auto"/>
+        <w:ind w:left="114" w:right="0" w:hanging="114"/>
+        <w:jc w:val="left"/>
+        <w:rPr>
+          <w:sz w:val="18"/>
+          <w:szCs w:val="18"/>
+        </w:rPr>
+      </w:pPr>
+      <w:r>
+        <w:rPr>
+          <w:rFonts w:ascii="Arial" w:hAnsi="Arial"/>
+          <w:sz w:val="18"/>
+        </w:rPr>
+        <w:t>Rebuilt a five-year-old Angular frontend into a modern UI based on Cloudflare's designs, with standardised patterns and strict adherence to frontend principles.</w:t>
+      </w:r>
+    </w:p>
+    <w:p>
+      <w:pPr>
+        <w:pStyle w:val="ListParagraph"/>
+        <w:numPr>
+          <w:ilvl w:val="0"/>
+          <w:numId w:val="1"/>
+        </w:numPr>
+        <w:tabs>
+          <w:tab w:val="left" w:leader="none" w:pos="114"/>
+        </w:tabs>
+        <w:spacing w:before="28" w:after="20" w:line="240" w:lineRule="auto"/>
+        <w:ind w:left="114" w:right="0" w:hanging="114"/>
+        <w:jc w:val="left"/>
+        <w:rPr>
+          <w:sz w:val="18"/>
+          <w:szCs w:val="18"/>
+        </w:rPr>
+      </w:pPr>
+      <w:r>
+        <w:rPr>
+          <w:rFonts w:ascii="Arial" w:hAnsi="Arial"/>
+          <w:sz w:val="18"/>
+        </w:rPr>
+        <w:t>Built an AI chat assistant on AWS Bedrock and wrote 250 pages of in-app documentation to triage customer-ops questions, with how-to guides and permissions and access guidance.</w:t>
       </w:r>
     </w:p>
     <w:p>

--- a/public/assets/abel_ghebrezadik_cv.docx
+++ b/public/assets/abel_ghebrezadik_cv.docx
@@ -101,7 +101,7 @@
       </w:pPr>
       <w:r>
         <w:rPr/>
-        <w:t>Lead / Senior Software Engineer with 10 years' experience building backend systems and products across finance, property, health and gambling. Specialist in C# and .NET on AWS serverless (Lambda, API Gateway, SNS/SQS), with TypeScript, React and Next.js on the front end. Led the backend of a £500k-jackpot multiplayer game inside the William Hill app that scaled to 1 million users, and was technical lead on a project that saved SalaryFinance millions in fines. Leads greenfield builds, clears legacy tech debt and mentors engineers, in permanent and contract roles. BSc Mathematics, University of Southampton.</w:t>
+        <w:t>Lead / Senior Software Engineer with 10 years' experience building backend systems and products across finance, property, health and gambling. Specialist in C# and .NET on AWS serverless (Lambda, API Gateway, SNS/SQS), with TypeScript, React, Angular and Next.js on the front end, and AI features on AWS Bedrock. Led the backend of a £500k-jackpot multiplayer game inside the William Hill app that scaled to 1 million users, and was technical lead on a project that saved SalaryFinance millions in fines. Leads greenfield builds, clears legacy tech debt and mentors engineers, in permanent and contract roles. BSc Mathematics, University of Southampton.</w:t>
       </w:r>
     </w:p>
     <w:p>
@@ -159,7 +159,7 @@
       </w:r>
       <w:r>
         <w:rPr/>
-        <w:t>React, Next.js, Vue.js, Blazor, Tailwind CSS, React Native, Expo, Kotlin (Android), Flutter</w:t>
+        <w:t>React, Angular, Next.js, Vue.js, Blazor, Tailwind CSS, React Native, Expo, Kotlin (Android), Flutter</w:t>
       </w:r>
     </w:p>
     <w:p>
@@ -175,7 +175,7 @@
       </w:r>
       <w:r>
         <w:rPr/>
-        <w:t>AWS (Lambda, API Gateway, SNS, SQS, CloudFormation), serverless, Azure, Docker, Terraform, GitHub Actions, CI/CD, Railway, Vercel, Cloudflare</w:t>
+        <w:t>AWS (Lambda, Bedrock, API Gateway, SNS, SQS, CloudFormation), serverless, Azure, Docker, Terraform, GitHub Actions, CI/CD, Railway, Vercel, Cloudflare</w:t>
       </w:r>
     </w:p>
     <w:p>
@@ -288,33 +288,85 @@
       </w:r>
       <w:r>
         <w:rPr/>
-        <w:t>C#, .NET, TypeScript, React, Snowflake, MySQL, Redis, Kafka, gRPC, AWS Lambda</w:t>
-      </w:r>
-    </w:p>
-    <w:p>
-      <w:pPr>
-        <w:pStyle w:val="ListParagraph"/>
-        <w:numPr>
-          <w:ilvl w:val="0"/>
-          <w:numId w:val="1"/>
-        </w:numPr>
-        <w:tabs>
-          <w:tab w:val="left" w:leader="none" w:pos="114"/>
-        </w:tabs>
-        <w:spacing w:before="28" w:after="20" w:line="240" w:lineRule="auto"/>
-        <w:ind w:left="114" w:right="0" w:hanging="114"/>
-        <w:jc w:val="left"/>
-        <w:rPr>
-          <w:sz w:val="18"/>
-          <w:szCs w:val="18"/>
-        </w:rPr>
-      </w:pPr>
-      <w:r>
-        <w:rPr>
-          <w:rFonts w:ascii="Arial" w:hAnsi="Arial"/>
-          <w:sz w:val="18"/>
-        </w:rPr>
-        <w:t>Cut API latency by up to 8s with Lambda warm-up pings and provisioned concurrency to remove cold starts (94% hit rate).</w:t>
+        <w:t>C#, .NET, TypeScript, Angular, React, AWS Bedrock, AWS Lambda, Snowflake, MySQL, Redis, Kafka, gRPC</w:t>
+      </w:r>
+    </w:p>
+    <w:p>
+      <w:pPr>
+        <w:pStyle w:val="ListParagraph"/>
+        <w:numPr>
+          <w:ilvl w:val="0"/>
+          <w:numId w:val="1"/>
+        </w:numPr>
+        <w:tabs>
+          <w:tab w:val="left" w:leader="none" w:pos="114"/>
+        </w:tabs>
+        <w:spacing w:before="28" w:after="20" w:line="240" w:lineRule="auto"/>
+        <w:ind w:left="114" w:right="0" w:hanging="114"/>
+        <w:jc w:val="left"/>
+        <w:rPr>
+          <w:sz w:val="18"/>
+          <w:szCs w:val="18"/>
+        </w:rPr>
+      </w:pPr>
+      <w:r>
+        <w:rPr>
+          <w:rFonts w:ascii="Arial" w:hAnsi="Arial"/>
+          <w:sz w:val="18"/>
+        </w:rPr>
+        <w:t>Rebuilt a five-year-old Angular frontend into a modern UI based on Cloudflare's designs, with standardised patterns and strict adherence to frontend principles.</w:t>
+      </w:r>
+    </w:p>
+    <w:p>
+      <w:pPr>
+        <w:pStyle w:val="ListParagraph"/>
+        <w:numPr>
+          <w:ilvl w:val="0"/>
+          <w:numId w:val="1"/>
+        </w:numPr>
+        <w:tabs>
+          <w:tab w:val="left" w:leader="none" w:pos="114"/>
+        </w:tabs>
+        <w:spacing w:before="28" w:after="20" w:line="240" w:lineRule="auto"/>
+        <w:ind w:left="114" w:right="0" w:hanging="114"/>
+        <w:jc w:val="left"/>
+        <w:rPr>
+          <w:sz w:val="18"/>
+          <w:szCs w:val="18"/>
+        </w:rPr>
+      </w:pPr>
+      <w:r>
+        <w:rPr>
+          <w:rFonts w:ascii="Arial" w:hAnsi="Arial"/>
+          <w:sz w:val="18"/>
+        </w:rPr>
+        <w:t>Built an AI chat assistant on AWS Bedrock and wrote 250 pages of in-app documentation to triage customer-ops questions, with how-to guides and permissions and access guidance.</w:t>
+      </w:r>
+    </w:p>
+    <w:p>
+      <w:pPr>
+        <w:pStyle w:val="ListParagraph"/>
+        <w:numPr>
+          <w:ilvl w:val="0"/>
+          <w:numId w:val="1"/>
+        </w:numPr>
+        <w:tabs>
+          <w:tab w:val="left" w:leader="none" w:pos="114"/>
+        </w:tabs>
+        <w:spacing w:before="28" w:after="20" w:line="240" w:lineRule="auto"/>
+        <w:ind w:left="114" w:right="0" w:hanging="114"/>
+        <w:jc w:val="left"/>
+        <w:rPr>
+          <w:sz w:val="18"/>
+          <w:szCs w:val="18"/>
+        </w:rPr>
+      </w:pPr>
+      <w:r>
+        <w:rPr>
+          <w:rFonts w:ascii="Arial" w:hAnsi="Arial"/>
+          <w:sz w:val="18"/>
+        </w:rPr>
+        <w:t>Cut average API latency from 14s to 2s with Lambda warm-up pings and provisioned concurrency to remove cold starts (94% hit rate).</w:t>
       </w:r>
     </w:p>
     <w:p>

--- a/public/assets/abel_ghebrezadik_cv.docx
+++ b/public/assets/abel_ghebrezadik_cv.docx
@@ -340,7 +340,33 @@
           <w:rFonts w:ascii="Arial" w:hAnsi="Arial"/>
           <w:sz w:val="18"/>
         </w:rPr>
-        <w:t>Built an AI chat assistant on AWS Bedrock and wrote 250 pages of in-app documentation to triage customer-ops questions, with how-to guides and permissions and access guidance.</w:t>
+        <w:t>Built an AI conversational assistant on AWS Bedrock used by 200 people, cutting onboarding time and Slack and Jira requests for information.</w:t>
+      </w:r>
+    </w:p>
+    <w:p>
+      <w:pPr>
+        <w:pStyle w:val="ListParagraph"/>
+        <w:numPr>
+          <w:ilvl w:val="0"/>
+          <w:numId w:val="1"/>
+        </w:numPr>
+        <w:tabs>
+          <w:tab w:val="left" w:leader="none" w:pos="114"/>
+        </w:tabs>
+        <w:spacing w:before="28" w:after="20" w:line="240" w:lineRule="auto"/>
+        <w:ind w:left="114" w:right="0" w:hanging="114"/>
+        <w:jc w:val="left"/>
+        <w:rPr>
+          <w:sz w:val="18"/>
+          <w:szCs w:val="18"/>
+        </w:rPr>
+      </w:pPr>
+      <w:r>
+        <w:rPr>
+          <w:rFonts w:ascii="Arial" w:hAnsi="Arial"/>
+          <w:sz w:val="18"/>
+        </w:rPr>
+        <w:t>Wrote 250 pages of in-app documentation to triage customer-ops questions, with how-to guides and permissions and access guidance.</w:t>
       </w:r>
     </w:p>
     <w:p>

--- a/public/assets/abel_ghebrezadik_cv.docx
+++ b/public/assets/abel_ghebrezadik_cv.docx
@@ -101,7 +101,7 @@
       </w:pPr>
       <w:r>
         <w:rPr/>
-        <w:t>Lead / Senior Software Engineer with 10 years' experience building backend systems and products across finance, property, health and gambling. Specialist in C# and .NET on AWS serverless (Lambda, API Gateway, SNS/SQS), with TypeScript, React, Angular and Next.js on the front end, and AI features on AWS Bedrock. Led the backend of a £500k-jackpot multiplayer game inside the William Hill app that scaled to 1 million users, and was technical lead on a project that saved SalaryFinance millions in fines. Leads greenfield builds, clears legacy tech debt and mentors engineers, in permanent and contract roles. BSc Mathematics, University of Southampton.</w:t>
+        <w:t>Lead / Senior Software Engineer with 10 years' experience building backend systems and products across finance, property, health and gambling. Specialist in C# and .NET on AWS serverless (Lambda, API Gateway, SNS/SQS), with TypeScript, React, Angular and Next.js on the front end, and AI features on AWS Bedrock. Led the backend of a £500k-jackpot multiplayer game, via Betmate, that scaled to 1 million users, and was technical lead on a project that saved SalaryFinance millions in fines. Leads greenfield builds, clears legacy tech debt and mentors engineers, in permanent and contract roles. BSc Mathematics, University of Southampton.</w:t>
       </w:r>
     </w:p>
     <w:p>
@@ -577,7 +577,7 @@
           <w:rFonts w:ascii="Arial" w:hAnsi="Arial"/>
           <w:sz w:val="18"/>
         </w:rPr>
-        <w:t>Led the backend of Final One Standing, a multiplayer game inside the William Hill app with a £500k jackpot, scaled to 1 million users.</w:t>
+        <w:t>Led the backend of Final One Standing, a multiplayer game for a leading sports betting company with a £500k jackpot, scaled to 1 million users.</w:t>
       </w:r>
     </w:p>
     <w:p>

--- a/public/assets/abel_ghebrezadik_cv.docx
+++ b/public/assets/abel_ghebrezadik_cv.docx
@@ -1418,7 +1418,8 @@
     <w:p>
       <w:pPr>
         <w:pStyle w:val="BodyText"/>
-        <w:spacing w:before="40" w:after="20"/>
+        <w:keepNext/>
+        <w:spacing w:before="80" w:after="20"/>
       </w:pPr>
       <w:r>
         <w:rPr>
@@ -1428,7 +1429,11 @@
       </w:r>
       <w:r>
         <w:rPr/>
-        <w:t xml:space="preserve">  |  Own product, Mar 2026 – Present  |  </w:t>
+        <w:t xml:space="preserve">  |  Own product, Mar 2026 – Present</w:t>
+      </w:r>
+      <w:r>
+        <w:rPr/>
+        <w:t xml:space="preserve">  |  </w:t>
       </w:r>
       <w:hyperlink r:id="rId15">
         <w:r>
@@ -1438,6 +1443,18 @@
           <w:t xml:space="preserve">cabeazy.com</w:t>
         </w:r>
       </w:hyperlink>
+      <w:r>
+        <w:rPr/>
+        <w:t xml:space="preserve">  |  </w:t>
+      </w:r>
+      <w:hyperlink r:id="rId16">
+        <w:r>
+          <w:rPr>
+            <w:color w:val="1F4E8C"/>
+          </w:rPr>
+          <w:t xml:space="preserve">Case study</w:t>
+        </w:r>
+      </w:hyperlink>
     </w:p>
     <w:p>
       <w:pPr>
@@ -1494,6 +1511,7 @@
     <w:p>
       <w:pPr>
         <w:pStyle w:val="BodyText"/>
+        <w:keepNext/>
         <w:spacing w:before="80" w:after="20"/>
       </w:pPr>
       <w:r>
@@ -1504,9 +1522,13 @@
       </w:r>
       <w:r>
         <w:rPr/>
-        <w:t xml:space="preserve">  |  Own product  |  </w:t>
-      </w:r>
-      <w:hyperlink r:id="rId16">
+        <w:t xml:space="preserve">  |  Own product</w:t>
+      </w:r>
+      <w:r>
+        <w:rPr/>
+        <w:t xml:space="preserve">  |  </w:t>
+      </w:r>
+      <w:hyperlink r:id="rId17">
         <w:r>
           <w:rPr>
             <w:color w:val="1F4E8C"/>
@@ -1514,54 +1536,16 @@
           <w:t xml:space="preserve">whenwillyoumarry.com</w:t>
         </w:r>
       </w:hyperlink>
-    </w:p>
-    <w:p>
-      <w:pPr>
-        <w:pStyle w:val="ListParagraph"/>
-        <w:numPr>
-          <w:ilvl w:val="0"/>
-          <w:numId w:val="1"/>
-        </w:numPr>
-        <w:tabs>
-          <w:tab w:val="left" w:leader="none" w:pos="114"/>
-        </w:tabs>
-        <w:spacing w:before="28" w:after="20" w:line="240" w:lineRule="auto"/>
-        <w:ind w:left="114" w:right="0" w:hanging="114"/>
-        <w:jc w:val="left"/>
-        <w:rPr>
-          <w:sz w:val="18"/>
-          <w:szCs w:val="18"/>
-        </w:rPr>
-      </w:pPr>
-      <w:r>
-        <w:rPr>
-          <w:rFonts w:ascii="Arial" w:hAnsi="Arial"/>
-          <w:sz w:val="18"/>
-        </w:rPr>
-        <w:t>Wedding website builder with templates, a live-preview editor, RSVPs, a drag-and-drop seating chart and email and SMS broadcasts. TypeScript, Next.js, PostgreSQL with Drizzle, Redis, Stripe, Cloudflare R2, on Railway.</w:t>
-      </w:r>
-    </w:p>
-    <w:p>
-      <w:pPr>
-        <w:pStyle w:val="BodyText"/>
-        <w:spacing w:before="80" w:after="20"/>
-      </w:pPr>
-      <w:r>
-        <w:rPr>
-          <w:b/>
-        </w:rPr>
-        <w:t>diasporadreams.co.uk</w:t>
-      </w:r>
-      <w:r>
-        <w:rPr/>
-        <w:t xml:space="preserve">  |  Own start-up  |  </w:t>
-      </w:r>
-      <w:hyperlink r:id="rId17">
+      <w:r>
+        <w:rPr/>
+        <w:t xml:space="preserve">  |  </w:t>
+      </w:r>
+      <w:hyperlink r:id="rId18">
         <w:r>
           <w:rPr>
             <w:color w:val="1F4E8C"/>
           </w:rPr>
-          <w:t xml:space="preserve">diasporadreams.co.uk</w:t>
+          <w:t xml:space="preserve">Case study</w:t>
         </w:r>
       </w:hyperlink>
     </w:p>
@@ -1588,7 +1572,62 @@
           <w:rFonts w:ascii="Arial" w:hAnsi="Arial"/>
           <w:sz w:val="18"/>
         </w:rPr>
-        <w:t>Art dealership website.</w:t>
+        <w:t>Wedding website builder with templates, a live-preview editor, RSVPs, a drag-and-drop seating chart and email and SMS broadcasts. TypeScript, Next.js, PostgreSQL with Drizzle, Redis, Stripe, Cloudflare R2, on Railway.</w:t>
+      </w:r>
+    </w:p>
+    <w:p>
+      <w:pPr>
+        <w:pStyle w:val="BodyText"/>
+        <w:keepNext/>
+        <w:spacing w:before="80" w:after="20"/>
+      </w:pPr>
+      <w:r>
+        <w:rPr>
+          <w:b/>
+        </w:rPr>
+        <w:t>GPFlow</w:t>
+      </w:r>
+      <w:r>
+        <w:rPr/>
+        <w:t xml:space="preserve">  |  NHS England</w:t>
+      </w:r>
+      <w:r>
+        <w:rPr/>
+        <w:t xml:space="preserve">  |  </w:t>
+      </w:r>
+      <w:hyperlink r:id="rId19">
+        <w:r>
+          <w:rPr>
+            <w:color w:val="1F4E8C"/>
+          </w:rPr>
+          <w:t xml:space="preserve">Case study</w:t>
+        </w:r>
+      </w:hyperlink>
+    </w:p>
+    <w:p>
+      <w:pPr>
+        <w:pStyle w:val="ListParagraph"/>
+        <w:numPr>
+          <w:ilvl w:val="0"/>
+          <w:numId w:val="1"/>
+        </w:numPr>
+        <w:tabs>
+          <w:tab w:val="left" w:leader="none" w:pos="114"/>
+        </w:tabs>
+        <w:spacing w:before="28" w:after="20" w:line="240" w:lineRule="auto"/>
+        <w:ind w:left="114" w:right="0" w:hanging="114"/>
+        <w:jc w:val="left"/>
+        <w:rPr>
+          <w:sz w:val="18"/>
+          <w:szCs w:val="18"/>
+        </w:rPr>
+      </w:pPr>
+      <w:r>
+        <w:rPr>
+          <w:rFonts w:ascii="Arial" w:hAnsi="Arial"/>
+          <w:sz w:val="18"/>
+        </w:rPr>
+        <w:t>Bulk Accurx template management for GP practices: one Next.js and Tailwind app shipped as an Electron desktop app and a web app, with Playwright driving Accurx, SQLite storage and MongoDB licence checks.</w:t>
       </w:r>
     </w:p>
     <w:p>

--- a/public/assets/abel_ghebrezadik_cv.docx
+++ b/public/assets/abel_ghebrezadik_cv.docx
@@ -444,33 +444,33 @@
           <w:rFonts w:ascii="Arial" w:hAnsi="Arial"/>
           <w:sz w:val="18"/>
         </w:rPr>
-        <w:t>Added Redis batch pipelines and rebuilt data tables with keyset (cursor) pagination.</w:t>
-      </w:r>
-    </w:p>
-    <w:p>
-      <w:pPr>
-        <w:pStyle w:val="ListParagraph"/>
-        <w:numPr>
-          <w:ilvl w:val="0"/>
-          <w:numId w:val="1"/>
-        </w:numPr>
-        <w:tabs>
-          <w:tab w:val="left" w:leader="none" w:pos="114"/>
-        </w:tabs>
-        <w:spacing w:before="28" w:after="20" w:line="240" w:lineRule="auto"/>
-        <w:ind w:left="114" w:right="0" w:hanging="114"/>
-        <w:jc w:val="left"/>
-        <w:rPr>
-          <w:sz w:val="18"/>
-          <w:szCs w:val="18"/>
-        </w:rPr>
-      </w:pPr>
-      <w:r>
-        <w:rPr>
-          <w:rFonts w:ascii="Arial" w:hAnsi="Arial"/>
-          <w:sz w:val="18"/>
-        </w:rPr>
-        <w:t>Built an automation app that runs UI tests through Playwright, Bitbucket, GitHub and Jira MCPs.</w:t>
+        <w:t>Added Redis batch pipelines and rebuilt data tables with keyset (cursor) pagination, making tables with billions of records retrievable.</w:t>
+      </w:r>
+    </w:p>
+    <w:p>
+      <w:pPr>
+        <w:pStyle w:val="ListParagraph"/>
+        <w:numPr>
+          <w:ilvl w:val="0"/>
+          <w:numId w:val="1"/>
+        </w:numPr>
+        <w:tabs>
+          <w:tab w:val="left" w:leader="none" w:pos="114"/>
+        </w:tabs>
+        <w:spacing w:before="28" w:after="20" w:line="240" w:lineRule="auto"/>
+        <w:ind w:left="114" w:right="0" w:hanging="114"/>
+        <w:jc w:val="left"/>
+        <w:rPr>
+          <w:sz w:val="18"/>
+          <w:szCs w:val="18"/>
+        </w:rPr>
+      </w:pPr>
+      <w:r>
+        <w:rPr>
+          <w:rFonts w:ascii="Arial" w:hAnsi="Arial"/>
+          <w:sz w:val="18"/>
+        </w:rPr>
+        <w:t>Built a regression-test automation app that runs UI tests with Playwright, traces Bitbucket PRs to create test cases, and integrates with Claude through an MCP server I built.</w:t>
       </w:r>
     </w:p>
     <w:p>

--- a/public/assets/abel_ghebrezadik_cv.docx
+++ b/public/assets/abel_ghebrezadik_cv.docx
@@ -444,33 +444,33 @@
           <w:rFonts w:ascii="Arial" w:hAnsi="Arial"/>
           <w:sz w:val="18"/>
         </w:rPr>
-        <w:t>Added Redis batch pipelines and rebuilt data tables with keyset (cursor) pagination.</w:t>
-      </w:r>
-    </w:p>
-    <w:p>
-      <w:pPr>
-        <w:pStyle w:val="ListParagraph"/>
-        <w:numPr>
-          <w:ilvl w:val="0"/>
-          <w:numId w:val="1"/>
-        </w:numPr>
-        <w:tabs>
-          <w:tab w:val="left" w:leader="none" w:pos="114"/>
-        </w:tabs>
-        <w:spacing w:before="28" w:after="20" w:line="240" w:lineRule="auto"/>
-        <w:ind w:left="114" w:right="0" w:hanging="114"/>
-        <w:jc w:val="left"/>
-        <w:rPr>
-          <w:sz w:val="18"/>
-          <w:szCs w:val="18"/>
-        </w:rPr>
-      </w:pPr>
-      <w:r>
-        <w:rPr>
-          <w:rFonts w:ascii="Arial" w:hAnsi="Arial"/>
-          <w:sz w:val="18"/>
-        </w:rPr>
-        <w:t>Built an automation app that runs UI tests through Playwright, Bitbucket, GitHub and Jira MCPs.</w:t>
+        <w:t>Added Redis batch pipelines and rebuilt data tables with keyset (cursor) pagination, making tables with billions of records retrievable.</w:t>
+      </w:r>
+    </w:p>
+    <w:p>
+      <w:pPr>
+        <w:pStyle w:val="ListParagraph"/>
+        <w:numPr>
+          <w:ilvl w:val="0"/>
+          <w:numId w:val="1"/>
+        </w:numPr>
+        <w:tabs>
+          <w:tab w:val="left" w:leader="none" w:pos="114"/>
+        </w:tabs>
+        <w:spacing w:before="28" w:after="20" w:line="240" w:lineRule="auto"/>
+        <w:ind w:left="114" w:right="0" w:hanging="114"/>
+        <w:jc w:val="left"/>
+        <w:rPr>
+          <w:sz w:val="18"/>
+          <w:szCs w:val="18"/>
+        </w:rPr>
+      </w:pPr>
+      <w:r>
+        <w:rPr>
+          <w:rFonts w:ascii="Arial" w:hAnsi="Arial"/>
+          <w:sz w:val="18"/>
+        </w:rPr>
+        <w:t>Built a regression-test automation app that runs UI tests with Playwright, traces Bitbucket PRs to create test cases, and integrates with Claude through an MCP server I built.</w:t>
       </w:r>
     </w:p>
     <w:p>
@@ -1418,7 +1418,8 @@
     <w:p>
       <w:pPr>
         <w:pStyle w:val="BodyText"/>
-        <w:spacing w:before="40" w:after="20"/>
+        <w:keepNext/>
+        <w:spacing w:before="80" w:after="20"/>
       </w:pPr>
       <w:r>
         <w:rPr>
@@ -1428,7 +1429,11 @@
       </w:r>
       <w:r>
         <w:rPr/>
-        <w:t xml:space="preserve">  |  Own product, Mar 2026 – Present  |  </w:t>
+        <w:t xml:space="preserve">  |  Own product, Mar 2026 – Present</w:t>
+      </w:r>
+      <w:r>
+        <w:rPr/>
+        <w:t xml:space="preserve">  |  </w:t>
       </w:r>
       <w:hyperlink r:id="rId15">
         <w:r>
@@ -1438,6 +1443,18 @@
           <w:t xml:space="preserve">cabeazy.com</w:t>
         </w:r>
       </w:hyperlink>
+      <w:r>
+        <w:rPr/>
+        <w:t xml:space="preserve">  |  </w:t>
+      </w:r>
+      <w:hyperlink r:id="rId16">
+        <w:r>
+          <w:rPr>
+            <w:color w:val="1F4E8C"/>
+          </w:rPr>
+          <w:t xml:space="preserve">Case study</w:t>
+        </w:r>
+      </w:hyperlink>
     </w:p>
     <w:p>
       <w:pPr>
@@ -1494,6 +1511,7 @@
     <w:p>
       <w:pPr>
         <w:pStyle w:val="BodyText"/>
+        <w:keepNext/>
         <w:spacing w:before="80" w:after="20"/>
       </w:pPr>
       <w:r>
@@ -1504,9 +1522,13 @@
       </w:r>
       <w:r>
         <w:rPr/>
-        <w:t xml:space="preserve">  |  Own product  |  </w:t>
-      </w:r>
-      <w:hyperlink r:id="rId16">
+        <w:t xml:space="preserve">  |  Own product</w:t>
+      </w:r>
+      <w:r>
+        <w:rPr/>
+        <w:t xml:space="preserve">  |  </w:t>
+      </w:r>
+      <w:hyperlink r:id="rId17">
         <w:r>
           <w:rPr>
             <w:color w:val="1F4E8C"/>
@@ -1514,54 +1536,16 @@
           <w:t xml:space="preserve">whenwillyoumarry.com</w:t>
         </w:r>
       </w:hyperlink>
-    </w:p>
-    <w:p>
-      <w:pPr>
-        <w:pStyle w:val="ListParagraph"/>
-        <w:numPr>
-          <w:ilvl w:val="0"/>
-          <w:numId w:val="1"/>
-        </w:numPr>
-        <w:tabs>
-          <w:tab w:val="left" w:leader="none" w:pos="114"/>
-        </w:tabs>
-        <w:spacing w:before="28" w:after="20" w:line="240" w:lineRule="auto"/>
-        <w:ind w:left="114" w:right="0" w:hanging="114"/>
-        <w:jc w:val="left"/>
-        <w:rPr>
-          <w:sz w:val="18"/>
-          <w:szCs w:val="18"/>
-        </w:rPr>
-      </w:pPr>
-      <w:r>
-        <w:rPr>
-          <w:rFonts w:ascii="Arial" w:hAnsi="Arial"/>
-          <w:sz w:val="18"/>
-        </w:rPr>
-        <w:t>Wedding website builder with templates, a live-preview editor, RSVPs, a drag-and-drop seating chart and email and SMS broadcasts. TypeScript, Next.js, PostgreSQL with Drizzle, Redis, Stripe, Cloudflare R2, on Railway.</w:t>
-      </w:r>
-    </w:p>
-    <w:p>
-      <w:pPr>
-        <w:pStyle w:val="BodyText"/>
-        <w:spacing w:before="80" w:after="20"/>
-      </w:pPr>
-      <w:r>
-        <w:rPr>
-          <w:b/>
-        </w:rPr>
-        <w:t>diasporadreams.co.uk</w:t>
-      </w:r>
-      <w:r>
-        <w:rPr/>
-        <w:t xml:space="preserve">  |  Own start-up  |  </w:t>
-      </w:r>
-      <w:hyperlink r:id="rId17">
+      <w:r>
+        <w:rPr/>
+        <w:t xml:space="preserve">  |  </w:t>
+      </w:r>
+      <w:hyperlink r:id="rId18">
         <w:r>
           <w:rPr>
             <w:color w:val="1F4E8C"/>
           </w:rPr>
-          <w:t xml:space="preserve">diasporadreams.co.uk</w:t>
+          <w:t xml:space="preserve">Case study</w:t>
         </w:r>
       </w:hyperlink>
     </w:p>
@@ -1588,7 +1572,62 @@
           <w:rFonts w:ascii="Arial" w:hAnsi="Arial"/>
           <w:sz w:val="18"/>
         </w:rPr>
-        <w:t>Art dealership website.</w:t>
+        <w:t>Wedding website builder with templates, a live-preview editor, RSVPs, a drag-and-drop seating chart and email and SMS broadcasts. TypeScript, Next.js, PostgreSQL with Drizzle, Redis, Stripe, Cloudflare R2, on Railway.</w:t>
+      </w:r>
+    </w:p>
+    <w:p>
+      <w:pPr>
+        <w:pStyle w:val="BodyText"/>
+        <w:keepNext/>
+        <w:spacing w:before="80" w:after="20"/>
+      </w:pPr>
+      <w:r>
+        <w:rPr>
+          <w:b/>
+        </w:rPr>
+        <w:t>GPFlow</w:t>
+      </w:r>
+      <w:r>
+        <w:rPr/>
+        <w:t xml:space="preserve">  |  NHS England</w:t>
+      </w:r>
+      <w:r>
+        <w:rPr/>
+        <w:t xml:space="preserve">  |  </w:t>
+      </w:r>
+      <w:hyperlink r:id="rId19">
+        <w:r>
+          <w:rPr>
+            <w:color w:val="1F4E8C"/>
+          </w:rPr>
+          <w:t xml:space="preserve">Case study</w:t>
+        </w:r>
+      </w:hyperlink>
+    </w:p>
+    <w:p>
+      <w:pPr>
+        <w:pStyle w:val="ListParagraph"/>
+        <w:numPr>
+          <w:ilvl w:val="0"/>
+          <w:numId w:val="1"/>
+        </w:numPr>
+        <w:tabs>
+          <w:tab w:val="left" w:leader="none" w:pos="114"/>
+        </w:tabs>
+        <w:spacing w:before="28" w:after="20" w:line="240" w:lineRule="auto"/>
+        <w:ind w:left="114" w:right="0" w:hanging="114"/>
+        <w:jc w:val="left"/>
+        <w:rPr>
+          <w:sz w:val="18"/>
+          <w:szCs w:val="18"/>
+        </w:rPr>
+      </w:pPr>
+      <w:r>
+        <w:rPr>
+          <w:rFonts w:ascii="Arial" w:hAnsi="Arial"/>
+          <w:sz w:val="18"/>
+        </w:rPr>
+        <w:t>Bulk Accurx template management for GP practices: one Next.js and Tailwind app shipped as an Electron desktop app and a web app, with Playwright driving Accurx, SQLite storage and MongoDB licence checks.</w:t>
       </w:r>
     </w:p>
     <w:p>

--- a/public/assets/abel_ghebrezadik_cv.docx
+++ b/public/assets/abel_ghebrezadik_cv.docx
@@ -27,7 +27,7 @@
           <w:b/>
           <w:sz w:val="22"/>
         </w:rPr>
-        <w:t>Lead / Senior Software Engineer  ·  C# / .NET  ·  AWS  ·  TypeScript  ·  React</w:t>
+        <w:t>Lead / Senior Software Engineer  ·  C# / .NET  ·  Python  ·  AWS  ·  TypeScript  ·  React</w:t>
       </w:r>
     </w:p>
     <w:p>
@@ -101,7 +101,7 @@
       </w:pPr>
       <w:r>
         <w:rPr/>
-        <w:t>Lead / Senior Software Engineer with 10 years' experience building backend systems and products across finance, property, health and gambling. Specialist in C# and .NET on AWS serverless (Lambda, API Gateway, SNS/SQS), with TypeScript, React, Angular and Next.js on the front end, and AI features on AWS Bedrock. Led the backend of a £500k-jackpot multiplayer game, via Betmate, that scaled to 1 million users, and was technical lead on a project that saved SalaryFinance millions in fines. Leads greenfield builds, clears legacy tech debt and mentors engineers, in permanent and contract roles. BSc Mathematics, University of Southampton.</w:t>
+        <w:t>Lead / Senior Software Engineer with 10 years' experience building full-stack systems and products across finance, property, health and gambling. Specialist in C# and .NET on AWS serverless (Lambda, API Gateway, SNS/SQS) and increasingly a technology generalist: Python and Go on the backend, TypeScript, React, Angular and Next.js on the front end, and AI features on AWS Bedrock. Led the backend of a £500k-jackpot multiplayer game, via Betmate, that scaled to 1 million users, and was technical lead on a project that saved SalaryFinance millions in fines. Leads greenfield builds, clears legacy tech debt and mentors engineers, in permanent and contract roles. BSc Mathematics, University of Southampton.</w:t>
       </w:r>
     </w:p>
     <w:p>
@@ -143,7 +143,7 @@
       </w:r>
       <w:r>
         <w:rPr/>
-        <w:t>.NET 8 / .NET 6 / .NET Framework, Node.js, REST APIs, gRPC, GraphQL, microservices, event-driven architecture, CQRS, DDD, Dapper</w:t>
+        <w:t>.NET 8 / .NET 6 / .NET Framework, Node.js, REST APIs, gRPC, GraphQL, microservices, distributed systems, event-driven architecture, CQRS, DDD, Dapper</w:t>
       </w:r>
     </w:p>
     <w:p>
@@ -159,7 +159,7 @@
       </w:r>
       <w:r>
         <w:rPr/>
-        <w:t>React, Angular, Next.js, Vue.js, Blazor, Tailwind CSS, React Native, Expo, Kotlin (Android), Flutter</w:t>
+        <w:t>React, Angular, Next.js, Vue.js, Blazor, Tailwind CSS, React Native, Expo, Kotlin (Android), Swift (iOS), Flutter</w:t>
       </w:r>
     </w:p>
     <w:p>
@@ -288,33 +288,59 @@
       </w:r>
       <w:r>
         <w:rPr/>
-        <w:t>C#, .NET, TypeScript, Angular, React, AWS Bedrock, AWS Lambda, Snowflake, MySQL, Redis, Kafka, gRPC</w:t>
-      </w:r>
-    </w:p>
-    <w:p>
-      <w:pPr>
-        <w:pStyle w:val="ListParagraph"/>
-        <w:numPr>
-          <w:ilvl w:val="0"/>
-          <w:numId w:val="1"/>
-        </w:numPr>
-        <w:tabs>
-          <w:tab w:val="left" w:leader="none" w:pos="114"/>
-        </w:tabs>
-        <w:spacing w:before="28" w:after="20" w:line="240" w:lineRule="auto"/>
-        <w:ind w:left="114" w:right="0" w:hanging="114"/>
-        <w:jc w:val="left"/>
-        <w:rPr>
-          <w:sz w:val="18"/>
-          <w:szCs w:val="18"/>
-        </w:rPr>
-      </w:pPr>
-      <w:r>
-        <w:rPr>
-          <w:rFonts w:ascii="Arial" w:hAnsi="Arial"/>
-          <w:sz w:val="18"/>
-        </w:rPr>
-        <w:t>Rebuilt a five-year-old Angular frontend into a modern UI based on Cloudflare's designs, with standardised patterns and strict adherence to frontend principles.</w:t>
+        <w:t>C#, .NET, Node.js, TypeScript, Angular, React, AWS Bedrock, AWS Lambda, Snowflake, MySQL, Redis, Kafka, gRPC, GraphQL</w:t>
+      </w:r>
+    </w:p>
+    <w:p>
+      <w:pPr>
+        <w:pStyle w:val="ListParagraph"/>
+        <w:numPr>
+          <w:ilvl w:val="0"/>
+          <w:numId w:val="1"/>
+        </w:numPr>
+        <w:tabs>
+          <w:tab w:val="left" w:leader="none" w:pos="114"/>
+        </w:tabs>
+        <w:spacing w:before="28" w:after="20" w:line="240" w:lineRule="auto"/>
+        <w:ind w:left="114" w:right="0" w:hanging="114"/>
+        <w:jc w:val="left"/>
+        <w:rPr>
+          <w:sz w:val="18"/>
+          <w:szCs w:val="18"/>
+        </w:rPr>
+      </w:pPr>
+      <w:r>
+        <w:rPr>
+          <w:rFonts w:ascii="Arial" w:hAnsi="Arial"/>
+          <w:sz w:val="18"/>
+        </w:rPr>
+        <w:t>Cut average API latency from 14s to 2s with Lambda warm-up pings and provisioned concurrency to remove cold starts (94% hit rate).</w:t>
+      </w:r>
+    </w:p>
+    <w:p>
+      <w:pPr>
+        <w:pStyle w:val="ListParagraph"/>
+        <w:numPr>
+          <w:ilvl w:val="0"/>
+          <w:numId w:val="1"/>
+        </w:numPr>
+        <w:tabs>
+          <w:tab w:val="left" w:leader="none" w:pos="114"/>
+        </w:tabs>
+        <w:spacing w:before="28" w:after="20" w:line="240" w:lineRule="auto"/>
+        <w:ind w:left="114" w:right="0" w:hanging="114"/>
+        <w:jc w:val="left"/>
+        <w:rPr>
+          <w:sz w:val="18"/>
+          <w:szCs w:val="18"/>
+        </w:rPr>
+      </w:pPr>
+      <w:r>
+        <w:rPr>
+          <w:rFonts w:ascii="Arial" w:hAnsi="Arial"/>
+          <w:sz w:val="18"/>
+        </w:rPr>
+        <w:t>Rebuilt a five-year-old Angular frontend into a modern UI based on Cloudflare's designs, improving page-load speed, with standardised patterns and strict adherence to frontend principles.</w:t>
       </w:r>
     </w:p>
     <w:p>
@@ -392,32 +418,6 @@
           <w:rFonts w:ascii="Arial" w:hAnsi="Arial"/>
           <w:sz w:val="18"/>
         </w:rPr>
-        <w:t>Cut average API latency from 14s to 2s with Lambda warm-up pings and provisioned concurrency to remove cold starts (94% hit rate).</w:t>
-      </w:r>
-    </w:p>
-    <w:p>
-      <w:pPr>
-        <w:pStyle w:val="ListParagraph"/>
-        <w:numPr>
-          <w:ilvl w:val="0"/>
-          <w:numId w:val="1"/>
-        </w:numPr>
-        <w:tabs>
-          <w:tab w:val="left" w:leader="none" w:pos="114"/>
-        </w:tabs>
-        <w:spacing w:before="28" w:after="20" w:line="240" w:lineRule="auto"/>
-        <w:ind w:left="114" w:right="0" w:hanging="114"/>
-        <w:jc w:val="left"/>
-        <w:rPr>
-          <w:sz w:val="18"/>
-          <w:szCs w:val="18"/>
-        </w:rPr>
-      </w:pPr>
-      <w:r>
-        <w:rPr>
-          <w:rFonts w:ascii="Arial" w:hAnsi="Arial"/>
-          <w:sz w:val="18"/>
-        </w:rPr>
         <w:t>Improved Snowflake and MySQL query processing by 50% and changed GET lookups from O(n) to O(1).</w:t>
       </w:r>
     </w:p>
@@ -496,7 +496,7 @@
           <w:rFonts w:ascii="Arial" w:hAnsi="Arial"/>
           <w:sz w:val="18"/>
         </w:rPr>
-        <w:t>Rebuilding the internal admin platform in C#/.NET and React with DDD, CQRS over Kafka and gRPC between services.</w:t>
+        <w:t>Rebuilt the internal admin platform in C#/.NET and React with DDD, CQRS over Kafka, gRPC between services and a GraphQL API, migrating the old system function by function with AI agents that planned the work into Linear tickets, built it and reviewed the pull requests.</w:t>
       </w:r>
     </w:p>
     <w:p>
@@ -551,7 +551,7 @@
       </w:r>
       <w:r>
         <w:rPr/>
-        <w:t>C#, AWS Lambda, API Gateway, SNS/SQS, CloudFormation, CockroachDB, Dapper</w:t>
+        <w:t>C#, AWS Lambda, MediatR, API Gateway, SNS/SQS, CloudFormation, CockroachDB, Dapper</w:t>
       </w:r>
     </w:p>
     <w:p>
@@ -758,7 +758,7 @@
           <w:rFonts w:ascii="Arial" w:hAnsi="Arial"/>
           <w:sz w:val="18"/>
         </w:rPr>
-        <w:t>Automated bulk creation and deletion of message templates in Accurx, a third-party application used by GPs nationwide, removing a significant amount of manual work.</w:t>
+        <w:t>Automated bulk creation and deletion of message templates in Accurx, a third-party application used by GPs nationwide, removing one day of repetitive manual work.</w:t>
       </w:r>
     </w:p>
     <w:p>
@@ -827,28 +827,45 @@
     </w:p>
     <w:p>
       <w:pPr>
-        <w:pStyle w:val="ListParagraph"/>
-        <w:numPr>
-          <w:ilvl w:val="0"/>
-          <w:numId w:val="1"/>
-        </w:numPr>
-        <w:tabs>
-          <w:tab w:val="left" w:leader="none" w:pos="114"/>
-        </w:tabs>
-        <w:spacing w:before="28" w:after="20" w:line="240" w:lineRule="auto"/>
-        <w:ind w:left="114" w:right="0" w:hanging="114"/>
-        <w:jc w:val="left"/>
-        <w:rPr>
-          <w:sz w:val="18"/>
-          <w:szCs w:val="18"/>
-        </w:rPr>
-      </w:pPr>
-      <w:r>
-        <w:rPr>
-          <w:rFonts w:ascii="Arial" w:hAnsi="Arial"/>
-          <w:sz w:val="18"/>
-        </w:rPr>
-        <w:t>Tutored a university undergraduate in algorithms in Python, preparing them for internship technical tests.</w:t>
+        <w:pStyle w:val="BodyText"/>
+        <w:keepNext/>
+        <w:spacing w:before="40" w:after="40"/>
+      </w:pPr>
+      <w:r>
+        <w:rPr>
+          <w:b/>
+        </w:rPr>
+        <w:t xml:space="preserve">Tech: </w:t>
+      </w:r>
+      <w:r>
+        <w:rPr/>
+        <w:t>Python</w:t>
+      </w:r>
+    </w:p>
+    <w:p>
+      <w:pPr>
+        <w:pStyle w:val="ListParagraph"/>
+        <w:numPr>
+          <w:ilvl w:val="0"/>
+          <w:numId w:val="1"/>
+        </w:numPr>
+        <w:tabs>
+          <w:tab w:val="left" w:leader="none" w:pos="114"/>
+        </w:tabs>
+        <w:spacing w:before="28" w:after="20" w:line="240" w:lineRule="auto"/>
+        <w:ind w:left="114" w:right="0" w:hanging="114"/>
+        <w:jc w:val="left"/>
+        <w:rPr>
+          <w:sz w:val="18"/>
+          <w:szCs w:val="18"/>
+        </w:rPr>
+      </w:pPr>
+      <w:r>
+        <w:rPr>
+          <w:rFonts w:ascii="Arial" w:hAnsi="Arial"/>
+          <w:sz w:val="18"/>
+        </w:rPr>
+        <w:t>Tutored university graduates in algorithms in Python, preparing them for internship technical tests.</w:t>
       </w:r>
     </w:p>
     <w:p>
@@ -993,7 +1010,7 @@
       </w:r>
       <w:r>
         <w:rPr/>
-        <w:t xml:space="preserve">  |  B2B and B2C loans and salary advance</w:t>
+        <w:t xml:space="preserve">  |  B2B and B2C loans and salary advance, FCA Consumer Duty compliance</w:t>
       </w:r>
     </w:p>
     <w:p>
@@ -1010,7 +1027,7 @@
       </w:r>
       <w:r>
         <w:rPr/>
-        <w:t>C#, .NET 6, microservices, React, MSSQL</w:t>
+        <w:t>C#, .NET 6, microservices, TypeScript, Vue, Python, MySQL, MSSQL</w:t>
       </w:r>
     </w:p>
     <w:p>
@@ -1140,7 +1157,7 @@
           <w:rFonts w:ascii="Arial" w:hAnsi="Arial"/>
           <w:sz w:val="18"/>
         </w:rPr>
-        <w:t>Worked on the debt sale implementation, wrote its documentation and presented the application to an external client.</w:t>
+        <w:t>Created the backend logic for the debt sale implementation, wrote its documentation and presented the application to an external client.</w:t>
       </w:r>
     </w:p>
     <w:p>
@@ -1505,7 +1522,7 @@
           <w:rFonts w:ascii="Arial" w:hAnsi="Arial"/>
           <w:sz w:val="18"/>
         </w:rPr>
-        <w:t>Go API on PostgreSQL, Redis and NATS with a contract-first OpenAPI /v2, Stripe payments, WebSockets and a retry-safe job queue; React Native passenger and driver apps, a native Kotlin Android app under way, and a Next.js site and operator portal.</w:t>
+        <w:t>Go API on PostgreSQL, Redis and NATS with a contract-first OpenAPI /v2, Stripe payments, WebSockets and a retry-safe job queue; React Native passenger and driver apps, a native Kotlin Android app under way and a Swift iOS app to follow, and a Next.js site and operator portal.</w:t>
       </w:r>
     </w:p>
     <w:p>

--- a/public/assets/abel_ghebrezadik_cv.docx
+++ b/public/assets/abel_ghebrezadik_cv.docx
@@ -758,7 +758,7 @@
           <w:rFonts w:ascii="Arial" w:hAnsi="Arial"/>
           <w:sz w:val="18"/>
         </w:rPr>
-        <w:t>Automated bulk creation and deletion of message templates in Accurx, a third-party application used by GPs nationwide, removing one day of repetitive manual work.</w:t>
+        <w:t>Automated bulk creation and deletion of message templates in Accurx, a third-party application used by GPs nationwide, cutting a template sweep from 4 hours of manual work to 4 minutes.</w:t>
       </w:r>
     </w:p>
     <w:p>

--- a/public/assets/abel_ghebrezadik_cv.docx
+++ b/public/assets/abel_ghebrezadik_cv.docx
@@ -758,7 +758,7 @@
           <w:rFonts w:ascii="Arial" w:hAnsi="Arial"/>
           <w:sz w:val="18"/>
         </w:rPr>
-        <w:t>Automated bulk creation and deletion of message templates in Accurx, a third-party application used by GPs nationwide, cutting a template sweep from 4 hours of manual work to 4 minutes.</w:t>
+        <w:t>Automated bulk creation and deletion of message templates in Accurx, a third-party application, for GP practices in North Central London (NCL), cutting a template sweep from 4 hours of manual work to 4 minutes.</w:t>
       </w:r>
     </w:p>
     <w:p>
@@ -1644,7 +1644,7 @@
           <w:rFonts w:ascii="Arial" w:hAnsi="Arial"/>
           <w:sz w:val="18"/>
         </w:rPr>
-        <w:t>Bulk Accurx template management for GP practices: one Next.js and Tailwind app shipped as an Electron desktop app and a web app, with Playwright driving Accurx, SQLite storage and MongoDB licence checks.</w:t>
+        <w:t>Bulk Accurx template management for GP practices in North Central London: one Next.js and Tailwind app shipped as an Electron desktop app and a web app, with Playwright driving Accurx, SQLite storage and MongoDB licence checks.</w:t>
       </w:r>
     </w:p>
     <w:p>

--- a/public/assets/abel_ghebrezadik_cv.docx
+++ b/public/assets/abel_ghebrezadik_cv.docx
@@ -27,7 +27,7 @@
           <w:b/>
           <w:sz w:val="22"/>
         </w:rPr>
-        <w:t>Lead / Senior Software Engineer  ·  C# / .NET  ·  AWS  ·  TypeScript  ·  React</w:t>
+        <w:t>Lead / Senior Software Engineer  ·  C# / .NET  ·  Python  ·  AWS  ·  TypeScript  ·  React</w:t>
       </w:r>
     </w:p>
     <w:p>
@@ -101,7 +101,7 @@
       </w:pPr>
       <w:r>
         <w:rPr/>
-        <w:t>Lead / Senior Software Engineer with 10 years' experience building backend systems and products across finance, property, health and gambling. Specialist in C# and .NET on AWS serverless (Lambda, API Gateway, SNS/SQS), with TypeScript, React, Angular and Next.js on the front end, and AI features on AWS Bedrock. Led the backend of a £500k-jackpot multiplayer game, via Betmate, that scaled to 1 million users, and was technical lead on a project that saved SalaryFinance millions in fines. Leads greenfield builds, clears legacy tech debt and mentors engineers, in permanent and contract roles. BSc Mathematics, University of Southampton.</w:t>
+        <w:t>Lead / Senior Software Engineer with 10 years' experience building full-stack systems and products across finance, property, health and gambling. Specialist in C# and .NET on AWS serverless (Lambda, API Gateway, SNS/SQS) and increasingly a technology generalist: Python and Go on the backend, TypeScript, React, Angular and Next.js on the front end, and AI features on AWS Bedrock. Led the backend of a £500k-jackpot multiplayer game, via Betmate, that scaled to 1 million users, and was technical lead on a project that saved SalaryFinance millions in fines. Leads greenfield builds, clears legacy tech debt and mentors engineers, in permanent and contract roles. BSc Mathematics, University of Southampton.</w:t>
       </w:r>
     </w:p>
     <w:p>
@@ -143,7 +143,7 @@
       </w:r>
       <w:r>
         <w:rPr/>
-        <w:t>.NET 8 / .NET 6 / .NET Framework, Node.js, REST APIs, gRPC, GraphQL, microservices, event-driven architecture, CQRS, DDD, Dapper</w:t>
+        <w:t>.NET 8 / .NET 6 / .NET Framework, Node.js, REST APIs, gRPC, GraphQL, microservices, distributed systems, event-driven architecture, CQRS, DDD, Dapper</w:t>
       </w:r>
     </w:p>
     <w:p>
@@ -159,7 +159,7 @@
       </w:r>
       <w:r>
         <w:rPr/>
-        <w:t>React, Angular, Next.js, Vue.js, Blazor, Tailwind CSS, React Native, Expo, Kotlin (Android), Flutter</w:t>
+        <w:t>React, Angular, Next.js, Vue.js, Blazor, Tailwind CSS, React Native, Expo, Kotlin (Android), Swift (iOS), Flutter</w:t>
       </w:r>
     </w:p>
     <w:p>
@@ -288,33 +288,59 @@
       </w:r>
       <w:r>
         <w:rPr/>
-        <w:t>C#, .NET, TypeScript, Angular, React, AWS Bedrock, AWS Lambda, Snowflake, MySQL, Redis, Kafka, gRPC</w:t>
-      </w:r>
-    </w:p>
-    <w:p>
-      <w:pPr>
-        <w:pStyle w:val="ListParagraph"/>
-        <w:numPr>
-          <w:ilvl w:val="0"/>
-          <w:numId w:val="1"/>
-        </w:numPr>
-        <w:tabs>
-          <w:tab w:val="left" w:leader="none" w:pos="114"/>
-        </w:tabs>
-        <w:spacing w:before="28" w:after="20" w:line="240" w:lineRule="auto"/>
-        <w:ind w:left="114" w:right="0" w:hanging="114"/>
-        <w:jc w:val="left"/>
-        <w:rPr>
-          <w:sz w:val="18"/>
-          <w:szCs w:val="18"/>
-        </w:rPr>
-      </w:pPr>
-      <w:r>
-        <w:rPr>
-          <w:rFonts w:ascii="Arial" w:hAnsi="Arial"/>
-          <w:sz w:val="18"/>
-        </w:rPr>
-        <w:t>Rebuilt a five-year-old Angular frontend into a modern UI based on Cloudflare's designs, with standardised patterns and strict adherence to frontend principles.</w:t>
+        <w:t>C#, .NET, Node.js, TypeScript, Angular, React, AWS Bedrock, AWS Lambda, Snowflake, MySQL, Redis, Kafka, gRPC, GraphQL</w:t>
+      </w:r>
+    </w:p>
+    <w:p>
+      <w:pPr>
+        <w:pStyle w:val="ListParagraph"/>
+        <w:numPr>
+          <w:ilvl w:val="0"/>
+          <w:numId w:val="1"/>
+        </w:numPr>
+        <w:tabs>
+          <w:tab w:val="left" w:leader="none" w:pos="114"/>
+        </w:tabs>
+        <w:spacing w:before="28" w:after="20" w:line="240" w:lineRule="auto"/>
+        <w:ind w:left="114" w:right="0" w:hanging="114"/>
+        <w:jc w:val="left"/>
+        <w:rPr>
+          <w:sz w:val="18"/>
+          <w:szCs w:val="18"/>
+        </w:rPr>
+      </w:pPr>
+      <w:r>
+        <w:rPr>
+          <w:rFonts w:ascii="Arial" w:hAnsi="Arial"/>
+          <w:sz w:val="18"/>
+        </w:rPr>
+        <w:t>Cut average API latency from 14s to 2s with Lambda warm-up pings and provisioned concurrency to remove cold starts (94% hit rate).</w:t>
+      </w:r>
+    </w:p>
+    <w:p>
+      <w:pPr>
+        <w:pStyle w:val="ListParagraph"/>
+        <w:numPr>
+          <w:ilvl w:val="0"/>
+          <w:numId w:val="1"/>
+        </w:numPr>
+        <w:tabs>
+          <w:tab w:val="left" w:leader="none" w:pos="114"/>
+        </w:tabs>
+        <w:spacing w:before="28" w:after="20" w:line="240" w:lineRule="auto"/>
+        <w:ind w:left="114" w:right="0" w:hanging="114"/>
+        <w:jc w:val="left"/>
+        <w:rPr>
+          <w:sz w:val="18"/>
+          <w:szCs w:val="18"/>
+        </w:rPr>
+      </w:pPr>
+      <w:r>
+        <w:rPr>
+          <w:rFonts w:ascii="Arial" w:hAnsi="Arial"/>
+          <w:sz w:val="18"/>
+        </w:rPr>
+        <w:t>Rebuilt a five-year-old Angular frontend into a modern UI based on Cloudflare's designs, improving page-load speed, with standardised patterns and strict adherence to frontend principles.</w:t>
       </w:r>
     </w:p>
     <w:p>
@@ -392,32 +418,6 @@
           <w:rFonts w:ascii="Arial" w:hAnsi="Arial"/>
           <w:sz w:val="18"/>
         </w:rPr>
-        <w:t>Cut average API latency from 14s to 2s with Lambda warm-up pings and provisioned concurrency to remove cold starts (94% hit rate).</w:t>
-      </w:r>
-    </w:p>
-    <w:p>
-      <w:pPr>
-        <w:pStyle w:val="ListParagraph"/>
-        <w:numPr>
-          <w:ilvl w:val="0"/>
-          <w:numId w:val="1"/>
-        </w:numPr>
-        <w:tabs>
-          <w:tab w:val="left" w:leader="none" w:pos="114"/>
-        </w:tabs>
-        <w:spacing w:before="28" w:after="20" w:line="240" w:lineRule="auto"/>
-        <w:ind w:left="114" w:right="0" w:hanging="114"/>
-        <w:jc w:val="left"/>
-        <w:rPr>
-          <w:sz w:val="18"/>
-          <w:szCs w:val="18"/>
-        </w:rPr>
-      </w:pPr>
-      <w:r>
-        <w:rPr>
-          <w:rFonts w:ascii="Arial" w:hAnsi="Arial"/>
-          <w:sz w:val="18"/>
-        </w:rPr>
         <w:t>Improved Snowflake and MySQL query processing by 50% and changed GET lookups from O(n) to O(1).</w:t>
       </w:r>
     </w:p>
@@ -496,7 +496,7 @@
           <w:rFonts w:ascii="Arial" w:hAnsi="Arial"/>
           <w:sz w:val="18"/>
         </w:rPr>
-        <w:t>Rebuilding the internal admin platform in C#/.NET and React with DDD, CQRS over Kafka and gRPC between services.</w:t>
+        <w:t>Rebuilt the internal admin platform in C#/.NET and React with DDD, CQRS over Kafka, gRPC between services and a GraphQL API, migrating the old system function by function with AI agents that planned the work into Linear tickets, built it and reviewed the pull requests.</w:t>
       </w:r>
     </w:p>
     <w:p>
@@ -551,7 +551,7 @@
       </w:r>
       <w:r>
         <w:rPr/>
-        <w:t>C#, AWS Lambda, API Gateway, SNS/SQS, CloudFormation, CockroachDB, Dapper</w:t>
+        <w:t>C#, AWS Lambda, MediatR, API Gateway, SNS/SQS, CloudFormation, CockroachDB, Dapper</w:t>
       </w:r>
     </w:p>
     <w:p>
@@ -758,7 +758,7 @@
           <w:rFonts w:ascii="Arial" w:hAnsi="Arial"/>
           <w:sz w:val="18"/>
         </w:rPr>
-        <w:t>Automated bulk creation and deletion of message templates in Accurx, a third-party application used by GPs nationwide, removing a significant amount of manual work.</w:t>
+        <w:t>Automated bulk creation and deletion of message templates in Accurx, a third-party application, for GP practices in North Central London (NCL), cutting a template sweep from 4 hours of manual work to 4 minutes.</w:t>
       </w:r>
     </w:p>
     <w:p>
@@ -827,28 +827,45 @@
     </w:p>
     <w:p>
       <w:pPr>
-        <w:pStyle w:val="ListParagraph"/>
-        <w:numPr>
-          <w:ilvl w:val="0"/>
-          <w:numId w:val="1"/>
-        </w:numPr>
-        <w:tabs>
-          <w:tab w:val="left" w:leader="none" w:pos="114"/>
-        </w:tabs>
-        <w:spacing w:before="28" w:after="20" w:line="240" w:lineRule="auto"/>
-        <w:ind w:left="114" w:right="0" w:hanging="114"/>
-        <w:jc w:val="left"/>
-        <w:rPr>
-          <w:sz w:val="18"/>
-          <w:szCs w:val="18"/>
-        </w:rPr>
-      </w:pPr>
-      <w:r>
-        <w:rPr>
-          <w:rFonts w:ascii="Arial" w:hAnsi="Arial"/>
-          <w:sz w:val="18"/>
-        </w:rPr>
-        <w:t>Tutored a university undergraduate in algorithms in Python, preparing them for internship technical tests.</w:t>
+        <w:pStyle w:val="BodyText"/>
+        <w:keepNext/>
+        <w:spacing w:before="40" w:after="40"/>
+      </w:pPr>
+      <w:r>
+        <w:rPr>
+          <w:b/>
+        </w:rPr>
+        <w:t xml:space="preserve">Tech: </w:t>
+      </w:r>
+      <w:r>
+        <w:rPr/>
+        <w:t>Python</w:t>
+      </w:r>
+    </w:p>
+    <w:p>
+      <w:pPr>
+        <w:pStyle w:val="ListParagraph"/>
+        <w:numPr>
+          <w:ilvl w:val="0"/>
+          <w:numId w:val="1"/>
+        </w:numPr>
+        <w:tabs>
+          <w:tab w:val="left" w:leader="none" w:pos="114"/>
+        </w:tabs>
+        <w:spacing w:before="28" w:after="20" w:line="240" w:lineRule="auto"/>
+        <w:ind w:left="114" w:right="0" w:hanging="114"/>
+        <w:jc w:val="left"/>
+        <w:rPr>
+          <w:sz w:val="18"/>
+          <w:szCs w:val="18"/>
+        </w:rPr>
+      </w:pPr>
+      <w:r>
+        <w:rPr>
+          <w:rFonts w:ascii="Arial" w:hAnsi="Arial"/>
+          <w:sz w:val="18"/>
+        </w:rPr>
+        <w:t>Tutored university graduates in algorithms in Python, preparing them for internship technical tests.</w:t>
       </w:r>
     </w:p>
     <w:p>
@@ -993,7 +1010,7 @@
       </w:r>
       <w:r>
         <w:rPr/>
-        <w:t xml:space="preserve">  |  B2B and B2C loans and salary advance</w:t>
+        <w:t xml:space="preserve">  |  B2B and B2C loans and salary advance, FCA Consumer Duty compliance</w:t>
       </w:r>
     </w:p>
     <w:p>
@@ -1010,7 +1027,7 @@
       </w:r>
       <w:r>
         <w:rPr/>
-        <w:t>C#, .NET 6, microservices, React, MSSQL</w:t>
+        <w:t>C#, .NET 6, microservices, TypeScript, Vue, Python, MySQL, MSSQL</w:t>
       </w:r>
     </w:p>
     <w:p>
@@ -1140,7 +1157,7 @@
           <w:rFonts w:ascii="Arial" w:hAnsi="Arial"/>
           <w:sz w:val="18"/>
         </w:rPr>
-        <w:t>Worked on the debt sale implementation, wrote its documentation and presented the application to an external client.</w:t>
+        <w:t>Created the backend logic for the debt sale implementation, wrote its documentation and presented the application to an external client.</w:t>
       </w:r>
     </w:p>
     <w:p>
@@ -1505,7 +1522,7 @@
           <w:rFonts w:ascii="Arial" w:hAnsi="Arial"/>
           <w:sz w:val="18"/>
         </w:rPr>
-        <w:t>Go API on PostgreSQL, Redis and NATS with a contract-first OpenAPI /v2, Stripe payments, WebSockets and a retry-safe job queue; React Native passenger and driver apps, a native Kotlin Android app under way, and a Next.js site and operator portal.</w:t>
+        <w:t>Go API on PostgreSQL, Redis and NATS with a contract-first OpenAPI /v2, Stripe payments, WebSockets and a retry-safe job queue; React Native passenger and driver apps, a native Kotlin Android app under way and a Swift iOS app to follow, and a Next.js site and operator portal.</w:t>
       </w:r>
     </w:p>
     <w:p>
@@ -1627,7 +1644,7 @@
           <w:rFonts w:ascii="Arial" w:hAnsi="Arial"/>
           <w:sz w:val="18"/>
         </w:rPr>
-        <w:t>Bulk Accurx template management for GP practices: one Next.js and Tailwind app shipped as an Electron desktop app and a web app, with Playwright driving Accurx, SQLite storage and MongoDB licence checks.</w:t>
+        <w:t>Bulk Accurx template management for GP practices in North Central London: one Next.js and Tailwind app shipped as an Electron desktop app and a web app, with Playwright driving Accurx, SQLite storage and MongoDB licence checks.</w:t>
       </w:r>
     </w:p>
     <w:p>
